--- a/docs/llmctl/user-guide.docx
+++ b/docs/llmctl/user-guide.docx
@@ -36,7 +36,7 @@
         </w:p>
       </w:sdtContent>
     </w:sdt>
-    <w:bookmarkStart w:id="19" w:name="llmctl-integration--user-guide"/>
+    <w:bookmarkStart w:id="28" w:name="llmctl-integration--user-guide"/>
     <w:p>
       <w:pPr>
         <w:pStyle w:val="Heading1"/>
@@ -1372,12 +1372,824 @@
       </w:r>
     </w:p>
     <w:bookmarkEnd w:id="16"/>
-    <w:bookmarkStart w:id="18" w:name="Xabbdbaedbba35b17422d1518b19cc79d3f6441f"/>
+    <w:bookmarkStart w:id="19" w:name="X198fecdb36e711f494edaf5279525f714c3e777"/>
     <w:p>
       <w:pPr>
         <w:pStyle w:val="Heading2"/>
       </w:pPr>
       <w:r>
+        <w:t xml:space="preserve">5a. Model validation gate (§11.4.277) and Vision QA (§11.4.278)</w:t>
+      </w:r>
+    </w:p>
+    <w:p>
+      <w:pPr>
+        <w:pStyle w:val="FirstParagraph"/>
+      </w:pPr>
+      <w:r>
+        <w:t xml:space="preserve">Local models are only as trustworthy as their last known-answer check.</w:t>
+      </w:r>
+      <w:r>
+        <w:t xml:space="preserve"> </w:t>
+      </w:r>
+      <w:r>
+        <w:t xml:space="preserve">Constitution</w:t>
+      </w:r>
+      <w:r>
+        <w:t xml:space="preserve"> </w:t>
+      </w:r>
+      <w:r>
+        <w:rPr>
+          <w:b/>
+          <w:bCs/>
+        </w:rPr>
+        <w:t xml:space="preserve">§11.4.277</w:t>
+      </w:r>
+      <w:r>
+        <w:t xml:space="preserve"> </w:t>
+      </w:r>
+      <w:r>
+        <w:t xml:space="preserve">puts that check inside llmctl, not inside this</w:t>
+      </w:r>
+      <w:r>
+        <w:t xml:space="preserve"> </w:t>
+      </w:r>
+      <w:r>
+        <w:t xml:space="preserve">toolkit:</w:t>
+      </w:r>
+    </w:p>
+    <w:p>
+      <w:pPr>
+        <w:pStyle w:val="Compact"/>
+        <w:numPr>
+          <w:ilvl w:val="0"/>
+          <w:numId w:val="1004"/>
+        </w:numPr>
+      </w:pPr>
+      <w:r>
+        <w:rPr>
+          <w:rStyle w:val="VerbatimChar"/>
+        </w:rPr>
+        <w:t xml:space="preserve">llmctl validate &lt;profile&gt;</w:t>
+      </w:r>
+      <w:r>
+        <w:t xml:space="preserve"> </w:t>
+      </w:r>
+      <w:r>
+        <w:t xml:space="preserve">runs deterministic known-answer suites (chat,</w:t>
+      </w:r>
+      <w:r>
+        <w:t xml:space="preserve"> </w:t>
+      </w:r>
+      <w:r>
+        <w:t xml:space="preserve">coder, embedding, and the Vision suite</w:t>
+      </w:r>
+      <w:r>
+        <w:t xml:space="preserve"> </w:t>
+      </w:r>
+      <w:r>
+        <w:rPr>
+          <w:rStyle w:val="VerbatimChar"/>
+        </w:rPr>
+        <w:t xml:space="preserve">vision-golden-v1</w:t>
+      </w:r>
+      <w:r>
+        <w:t xml:space="preserve">). Its exit codes</w:t>
+      </w:r>
+      <w:r>
+        <w:t xml:space="preserve"> </w:t>
+      </w:r>
+      <w:r>
+        <w:t xml:space="preserve">(llmctl</w:t>
+      </w:r>
+      <w:r>
+        <w:t xml:space="preserve"> </w:t>
+      </w:r>
+      <w:r>
+        <w:rPr>
+          <w:rStyle w:val="VerbatimChar"/>
+        </w:rPr>
+        <w:t xml:space="preserve">docs/validation.md</w:t>
+      </w:r>
+      <w:r>
+        <w:t xml:space="preserve">):</w:t>
+      </w:r>
+      <w:r>
+        <w:t xml:space="preserve"> </w:t>
+      </w:r>
+      <w:r>
+        <w:rPr>
+          <w:b/>
+          <w:bCs/>
+        </w:rPr>
+        <w:t xml:space="preserve">0</w:t>
+      </w:r>
+      <w:r>
+        <w:t xml:space="preserve"> </w:t>
+      </w:r>
+      <w:r>
+        <w:t xml:space="preserve">every check passed,</w:t>
+      </w:r>
+      <w:r>
+        <w:t xml:space="preserve"> </w:t>
+      </w:r>
+      <w:r>
+        <w:rPr>
+          <w:b/>
+          <w:bCs/>
+        </w:rPr>
+        <w:t xml:space="preserve">1</w:t>
+      </w:r>
+      <w:r>
+        <w:t xml:space="preserve"> </w:t>
+      </w:r>
+      <w:r>
+        <w:t xml:space="preserve">any wrong</w:t>
+      </w:r>
+      <w:r>
+        <w:t xml:space="preserve"> </w:t>
+      </w:r>
+      <w:r>
+        <w:t xml:space="preserve">result (a defective model/runtime),</w:t>
+      </w:r>
+      <w:r>
+        <w:t xml:space="preserve"> </w:t>
+      </w:r>
+      <w:r>
+        <w:rPr>
+          <w:b/>
+          <w:bCs/>
+        </w:rPr>
+        <w:t xml:space="preserve">2</w:t>
+      </w:r>
+      <w:r>
+        <w:t xml:space="preserve"> </w:t>
+      </w:r>
+      <w:r>
+        <w:t xml:space="preserve">could not determine (not served,</w:t>
+      </w:r>
+      <w:r>
+        <w:t xml:space="preserve"> </w:t>
+      </w:r>
+      <w:r>
+        <w:t xml:space="preserve">wrong model served, truncated output, pressure refusal, ...; UNDETERMINED</w:t>
+      </w:r>
+      <w:r>
+        <w:t xml:space="preserve"> </w:t>
+      </w:r>
+      <w:r>
+        <w:t xml:space="preserve">is never a pass).</w:t>
+      </w:r>
+    </w:p>
+    <w:p>
+      <w:pPr>
+        <w:pStyle w:val="Compact"/>
+        <w:numPr>
+          <w:ilvl w:val="0"/>
+          <w:numId w:val="1004"/>
+        </w:numPr>
+      </w:pPr>
+      <w:r>
+        <w:rPr>
+          <w:rStyle w:val="VerbatimChar"/>
+        </w:rPr>
+        <w:t xml:space="preserve">llmctl require-validated &lt;profile&gt;</w:t>
+      </w:r>
+      <w:r>
+        <w:t xml:space="preserve">:</w:t>
+      </w:r>
+      <w:r>
+        <w:t xml:space="preserve"> </w:t>
+      </w:r>
+      <w:r>
+        <w:rPr>
+          <w:b/>
+          <w:bCs/>
+        </w:rPr>
+        <w:t xml:space="preserve">0</w:t>
+      </w:r>
+      <w:r>
+        <w:t xml:space="preserve"> </w:t>
+      </w:r>
+      <w:r>
+        <w:t xml:space="preserve">only for a fresh, signed PASS</w:t>
+      </w:r>
+      <w:r>
+        <w:t xml:space="preserve"> </w:t>
+      </w:r>
+      <w:r>
+        <w:t xml:space="preserve">record that matches what would run now;</w:t>
+      </w:r>
+      <w:r>
+        <w:t xml:space="preserve"> </w:t>
+      </w:r>
+      <w:r>
+        <w:rPr>
+          <w:b/>
+          <w:bCs/>
+        </w:rPr>
+        <w:t xml:space="preserve">1</w:t>
+      </w:r>
+      <w:r>
+        <w:t xml:space="preserve"> </w:t>
+      </w:r>
+      <w:r>
+        <w:t xml:space="preserve">not validated;</w:t>
+      </w:r>
+      <w:r>
+        <w:t xml:space="preserve"> </w:t>
+      </w:r>
+      <w:r>
+        <w:rPr>
+          <w:b/>
+          <w:bCs/>
+        </w:rPr>
+        <w:t xml:space="preserve">2</w:t>
+      </w:r>
+      <w:r>
+        <w:t xml:space="preserve"> </w:t>
+      </w:r>
+      <w:r>
+        <w:t xml:space="preserve">cannot</w:t>
+      </w:r>
+      <w:r>
+        <w:t xml:space="preserve"> </w:t>
+      </w:r>
+      <w:r>
+        <w:t xml:space="preserve">determine.</w:t>
+      </w:r>
+      <w:r>
+        <w:t xml:space="preserve"> </w:t>
+      </w:r>
+      <w:r>
+        <w:rPr>
+          <w:b/>
+          <w:bCs/>
+        </w:rPr>
+        <w:t xml:space="preserve">75</w:t>
+      </w:r>
+      <w:r>
+        <w:t xml:space="preserve"> </w:t>
+      </w:r>
+      <w:r>
+        <w:t xml:space="preserve">and</w:t>
+      </w:r>
+      <w:r>
+        <w:t xml:space="preserve"> </w:t>
+      </w:r>
+      <w:r>
+        <w:rPr>
+          <w:b/>
+          <w:bCs/>
+        </w:rPr>
+        <w:t xml:space="preserve">98</w:t>
+      </w:r>
+      <w:r>
+        <w:t xml:space="preserve"> </w:t>
+      </w:r>
+      <w:r>
+        <w:t xml:space="preserve">are not validation verdicts: 75 is the</w:t>
+      </w:r>
+      <w:r>
+        <w:t xml:space="preserve"> </w:t>
+      </w:r>
+      <w:r>
+        <w:t xml:space="preserve">host-pressure gate refusing to start a unit (it is also the code of a</w:t>
+      </w:r>
+      <w:r>
+        <w:t xml:space="preserve"> </w:t>
+      </w:r>
+      <w:r>
+        <w:t xml:space="preserve">failed rollback, which is why the toolkit tells them apart by re-probing the</w:t>
+      </w:r>
+      <w:r>
+        <w:t xml:space="preserve"> </w:t>
+      </w:r>
+      <w:r>
+        <w:t xml:space="preserve">running set), and 98 is the port-in-use skip of the systemd/onnx path.</w:t>
+      </w:r>
+    </w:p>
+    <w:p>
+      <w:pPr>
+        <w:pStyle w:val="Compact"/>
+        <w:numPr>
+          <w:ilvl w:val="0"/>
+          <w:numId w:val="1004"/>
+        </w:numPr>
+      </w:pPr>
+      <w:r>
+        <w:rPr>
+          <w:rStyle w:val="VerbatimChar"/>
+        </w:rPr>
+        <w:t xml:space="preserve">LLMCTL_VALIDATE_STRICT=1</w:t>
+      </w:r>
+      <w:r>
+        <w:t xml:space="preserve"> </w:t>
+      </w:r>
+      <w:r>
+        <w:t xml:space="preserve">makes an UNDETERMINED result stop the profile;</w:t>
+      </w:r>
+      <w:r>
+        <w:t xml:space="preserve"> </w:t>
+      </w:r>
+      <w:r>
+        <w:t xml:space="preserve">llmctl treats consumer-facing profiles strictly unless</w:t>
+      </w:r>
+      <w:r>
+        <w:t xml:space="preserve"> </w:t>
+      </w:r>
+      <w:r>
+        <w:rPr>
+          <w:rStyle w:val="VerbatimChar"/>
+        </w:rPr>
+        <w:t xml:space="preserve">LLMCTL_VALIDATE_STRICT=0</w:t>
+      </w:r>
+      <w:r>
+        <w:t xml:space="preserve"> </w:t>
+      </w:r>
+      <w:r>
+        <w:t xml:space="preserve">is set, so set it to</w:t>
+      </w:r>
+      <w:r>
+        <w:t xml:space="preserve"> </w:t>
+      </w:r>
+      <w:r>
+        <w:rPr>
+          <w:rStyle w:val="VerbatimChar"/>
+        </w:rPr>
+        <w:t xml:space="preserve">1</w:t>
+      </w:r>
+      <w:r>
+        <w:t xml:space="preserve"> </w:t>
+      </w:r>
+      <w:r>
+        <w:t xml:space="preserve">explicitly for</w:t>
+      </w:r>
+      <w:r>
+        <w:t xml:space="preserve"> </w:t>
+      </w:r>
+      <w:r>
+        <w:t xml:space="preserve">decision-bearing use.</w:t>
+      </w:r>
+    </w:p>
+    <w:p>
+      <w:pPr>
+        <w:pStyle w:val="Compact"/>
+        <w:numPr>
+          <w:ilvl w:val="0"/>
+          <w:numId w:val="1004"/>
+        </w:numPr>
+      </w:pPr>
+      <w:r>
+        <w:t xml:space="preserve">llmctl runs the gate on</w:t>
+      </w:r>
+      <w:r>
+        <w:t xml:space="preserve"> </w:t>
+      </w:r>
+      <w:r>
+        <w:rPr>
+          <w:rStyle w:val="VerbatimChar"/>
+        </w:rPr>
+        <w:t xml:space="preserve">start</w:t>
+      </w:r>
+      <w:r>
+        <w:t xml:space="preserve">,</w:t>
+      </w:r>
+      <w:r>
+        <w:t xml:space="preserve"> </w:t>
+      </w:r>
+      <w:r>
+        <w:rPr>
+          <w:rStyle w:val="VerbatimChar"/>
+        </w:rPr>
+        <w:t xml:space="preserve">switch</w:t>
+      </w:r>
+      <w:r>
+        <w:t xml:space="preserve">,</w:t>
+      </w:r>
+      <w:r>
+        <w:t xml:space="preserve"> </w:t>
+      </w:r>
+      <w:r>
+        <w:rPr>
+          <w:rStyle w:val="VerbatimChar"/>
+        </w:rPr>
+        <w:t xml:space="preserve">auto</w:t>
+      </w:r>
+      <w:r>
+        <w:t xml:space="preserve">,</w:t>
+      </w:r>
+      <w:r>
+        <w:t xml:space="preserve"> </w:t>
+      </w:r>
+      <w:r>
+        <w:rPr>
+          <w:rStyle w:val="VerbatimChar"/>
+        </w:rPr>
+        <w:t xml:space="preserve">enable</w:t>
+      </w:r>
+      <w:r>
+        <w:t xml:space="preserve"> </w:t>
+      </w:r>
+      <w:r>
+        <w:t xml:space="preserve">and</w:t>
+      </w:r>
+      <w:r>
+        <w:t xml:space="preserve"> </w:t>
+      </w:r>
+      <w:r>
+        <w:rPr>
+          <w:rStyle w:val="VerbatimChar"/>
+        </w:rPr>
+        <w:t xml:space="preserve">restart</w:t>
+      </w:r>
+      <w:r>
+        <w:t xml:space="preserve">.</w:t>
+      </w:r>
+      <w:r>
+        <w:t xml:space="preserve"> </w:t>
+      </w:r>
+      <w:r>
+        <w:t xml:space="preserve">Launching an</w:t>
+      </w:r>
+      <w:r>
+        <w:t xml:space="preserve"> </w:t>
+      </w:r>
+      <w:r>
+        <w:rPr>
+          <w:rStyle w:val="VerbatimChar"/>
+        </w:rPr>
+        <w:t xml:space="preserve">llmctl-&lt;profile&gt;</w:t>
+      </w:r>
+      <w:r>
+        <w:t xml:space="preserve"> </w:t>
+      </w:r>
+      <w:r>
+        <w:t xml:space="preserve">alias runs</w:t>
+      </w:r>
+      <w:r>
+        <w:t xml:space="preserve"> </w:t>
+      </w:r>
+      <w:r>
+        <w:rPr>
+          <w:rStyle w:val="VerbatimChar"/>
+        </w:rPr>
+        <w:t xml:space="preserve">llmctl switch &lt;profile&gt;</w:t>
+      </w:r>
+      <w:r>
+        <w:t xml:space="preserve"> </w:t>
+      </w:r>
+      <w:r>
+        <w:t xml:space="preserve">(§2)</w:t>
+      </w:r>
+      <w:r>
+        <w:t xml:space="preserve"> </w:t>
+      </w:r>
+      <w:r>
+        <w:rPr>
+          <w:b/>
+          <w:bCs/>
+        </w:rPr>
+        <w:t xml:space="preserve">only when that profile is not already the sole running one</w:t>
+      </w:r>
+      <w:r>
+        <w:t xml:space="preserve">, and then the</w:t>
+      </w:r>
+      <w:r>
+        <w:t xml:space="preserve"> </w:t>
+      </w:r>
+      <w:r>
+        <w:t xml:space="preserve">gate runs inside llmctl; the toolkit forwards your environment unchanged and</w:t>
+      </w:r>
+      <w:r>
+        <w:t xml:space="preserve"> </w:t>
+      </w:r>
+      <w:r>
+        <w:t xml:space="preserve">any non-zero exit from</w:t>
+      </w:r>
+      <w:r>
+        <w:t xml:space="preserve"> </w:t>
+      </w:r>
+      <w:r>
+        <w:rPr>
+          <w:rStyle w:val="VerbatimChar"/>
+        </w:rPr>
+        <w:t xml:space="preserve">switch</w:t>
+      </w:r>
+      <w:r>
+        <w:t xml:space="preserve"> </w:t>
+      </w:r>
+      <w:r>
+        <w:t xml:space="preserve">aborts the launch with llmctl's own message</w:t>
+      </w:r>
+      <w:r>
+        <w:t xml:space="preserve"> </w:t>
+      </w:r>
+      <w:r>
+        <w:t xml:space="preserve">and exit code. When the profile is already running no switch happens and the</w:t>
+      </w:r>
+      <w:r>
+        <w:t xml:space="preserve"> </w:t>
+      </w:r>
+      <w:r>
+        <w:t xml:space="preserve">start-time gate does not run again: under</w:t>
+      </w:r>
+      <w:r>
+        <w:t xml:space="preserve"> </w:t>
+      </w:r>
+      <w:r>
+        <w:rPr>
+          <w:rStyle w:val="VerbatimChar"/>
+        </w:rPr>
+        <w:t xml:space="preserve">LLMCTL_VALIDATE_STRICT=1</w:t>
+      </w:r>
+      <w:r>
+        <w:t xml:space="preserve"> </w:t>
+      </w:r>
+      <w:r>
+        <w:t xml:space="preserve">the</w:t>
+      </w:r>
+      <w:r>
+        <w:t xml:space="preserve"> </w:t>
+      </w:r>
+      <w:r>
+        <w:t xml:space="preserve">toolkit therefore asks</w:t>
+      </w:r>
+      <w:r>
+        <w:t xml:space="preserve"> </w:t>
+      </w:r>
+      <w:r>
+        <w:rPr>
+          <w:rStyle w:val="VerbatimChar"/>
+        </w:rPr>
+        <w:t xml:space="preserve">llmctl require-validated &lt;profile&gt;</w:t>
+      </w:r>
+      <w:r>
+        <w:t xml:space="preserve"> </w:t>
+      </w:r>
+      <w:r>
+        <w:t xml:space="preserve">itself (exit</w:t>
+      </w:r>
+      <w:r>
+        <w:t xml:space="preserve"> </w:t>
+      </w:r>
+      <w:r>
+        <w:t xml:space="preserve">0 proceeds; anything else aborts the launch with that code). Without</w:t>
+      </w:r>
+      <w:r>
+        <w:t xml:space="preserve"> </w:t>
+      </w:r>
+      <w:r>
+        <w:rPr>
+          <w:rStyle w:val="VerbatimChar"/>
+        </w:rPr>
+        <w:t xml:space="preserve">STRICT=1</w:t>
+      </w:r>
+      <w:r>
+        <w:t xml:space="preserve"> </w:t>
+      </w:r>
+      <w:r>
+        <w:t xml:space="preserve">an already-running profile launches as before.</w:t>
+      </w:r>
+    </w:p>
+    <w:p>
+      <w:pPr>
+        <w:pStyle w:val="Compact"/>
+        <w:numPr>
+          <w:ilvl w:val="0"/>
+          <w:numId w:val="1004"/>
+        </w:numPr>
+      </w:pPr>
+      <w:r>
+        <w:t xml:space="preserve">A refusal is never turned into a launch against an unvalidated model. A</w:t>
+      </w:r>
+      <w:r>
+        <w:t xml:space="preserve"> </w:t>
+      </w:r>
+      <w:r>
+        <w:t xml:space="preserve">wrong answer is a model/quantisation/</w:t>
+      </w:r>
+      <w:r>
+        <w:rPr>
+          <w:rStyle w:val="VerbatimChar"/>
+        </w:rPr>
+        <w:t xml:space="preserve">mmproj</w:t>
+      </w:r>
+      <w:r>
+        <w:t xml:space="preserve">/template defect to</w:t>
+      </w:r>
+      <w:r>
+        <w:t xml:space="preserve"> </w:t>
+      </w:r>
+      <w:r>
+        <w:t xml:space="preserve">investigate, never a reason to retry until green.</w:t>
+      </w:r>
+    </w:p>
+    <w:p>
+      <w:pPr>
+        <w:pStyle w:val="FirstParagraph"/>
+      </w:pPr>
+      <w:r>
+        <w:rPr>
+          <w:b/>
+          <w:bCs/>
+        </w:rPr>
+        <w:t xml:space="preserve">Vision QA (§11.4.278).</w:t>
+      </w:r>
+      <w:r>
+        <w:t xml:space="preserve"> </w:t>
+      </w:r>
+      <w:r>
+        <w:t xml:space="preserve">HelixQA reads real screens with a Vision model; that</w:t>
+      </w:r>
+      <w:r>
+        <w:t xml:space="preserve"> </w:t>
+      </w:r>
+      <w:r>
+        <w:t xml:space="preserve">model must hold a fresh</w:t>
+      </w:r>
+      <w:r>
+        <w:t xml:space="preserve"> </w:t>
+      </w:r>
+      <w:r>
+        <w:rPr>
+          <w:rStyle w:val="VerbatimChar"/>
+        </w:rPr>
+        <w:t xml:space="preserve">require-validated</w:t>
+      </w:r>
+      <w:r>
+        <w:t xml:space="preserve"> </w:t>
+      </w:r>
+      <w:r>
+        <w:t xml:space="preserve">PASS first. The toolkit's part is</w:t>
+      </w:r>
+      <w:r>
+        <w:t xml:space="preserve"> </w:t>
+      </w:r>
+      <w:r>
+        <w:t xml:space="preserve">only to provide the</w:t>
+      </w:r>
+      <w:r>
+        <w:t xml:space="preserve"> </w:t>
+      </w:r>
+      <w:r>
+        <w:rPr>
+          <w:rStyle w:val="VerbatimChar"/>
+        </w:rPr>
+        <w:t xml:space="preserve">llmctl-vision</w:t>
+      </w:r>
+      <w:r>
+        <w:t xml:space="preserve"> </w:t>
+      </w:r>
+      <w:r>
+        <w:t xml:space="preserve">alias and keep the gate's environment and</w:t>
+      </w:r>
+      <w:r>
+        <w:t xml:space="preserve"> </w:t>
+      </w:r>
+      <w:r>
+        <w:t xml:space="preserve">refusals intact — proven by</w:t>
+      </w:r>
+      <w:r>
+        <w:t xml:space="preserve"> </w:t>
+      </w:r>
+      <w:r>
+        <w:rPr>
+          <w:rStyle w:val="VerbatimChar"/>
+        </w:rPr>
+        <w:t xml:space="preserve">scripts/tests/test_llmctl_vision_gate_wiring.sh</w:t>
+      </w:r>
+      <w:r>
+        <w:t xml:space="preserve"> </w:t>
+      </w:r>
+      <w:r>
+        <w:t xml:space="preserve">(a fake llmctl; no model is run). The toolkit runs</w:t>
+      </w:r>
+      <w:r>
+        <w:t xml:space="preserve"> </w:t>
+      </w:r>
+      <w:r>
+        <w:rPr>
+          <w:b/>
+          <w:bCs/>
+        </w:rPr>
+        <w:t xml:space="preserve">no</w:t>
+      </w:r>
+      <w:r>
+        <w:t xml:space="preserve"> </w:t>
+      </w:r>
+      <w:r>
+        <w:t xml:space="preserve">Vision known-answer</w:t>
+      </w:r>
+      <w:r>
+        <w:t xml:space="preserve"> </w:t>
+      </w:r>
+      <w:r>
+        <w:t xml:space="preserve">suite of its own, and a PASS in this repo says nothing about Vision accuracy.</w:t>
+      </w:r>
+    </w:p>
+    <w:p>
+      <w:pPr>
+        <w:pStyle w:val="BodyText"/>
+      </w:pPr>
+      <w:r>
+        <w:t xml:space="preserve">The llmctl units are host-safe by construction (§11.4.277(E): no</w:t>
+      </w:r>
+      <w:r>
+        <w:t xml:space="preserve"> </w:t>
+      </w:r>
+      <w:r>
+        <w:rPr>
+          <w:rStyle w:val="VerbatimChar"/>
+        </w:rPr>
+        <w:t xml:space="preserve">Restart=always</w:t>
+      </w:r>
+      <w:r>
+        <w:t xml:space="preserve">, memory limits, refuse-to-start under memory pressure); see</w:t>
+      </w:r>
+      <w:r>
+        <w:t xml:space="preserve"> </w:t>
+      </w:r>
+      <w:r>
+        <w:t xml:space="preserve">llmctl's</w:t>
+      </w:r>
+      <w:r>
+        <w:t xml:space="preserve"> </w:t>
+      </w:r>
+      <w:r>
+        <w:rPr>
+          <w:rStyle w:val="VerbatimChar"/>
+        </w:rPr>
+        <w:t xml:space="preserve">docs/host-safety.md</w:t>
+      </w:r>
+      <w:r>
+        <w:t xml:space="preserve">.</w:t>
+      </w:r>
+    </w:p>
+    <w:p>
+      <w:pPr>
+        <w:pStyle w:val="BodyText"/>
+      </w:pPr>
+      <w:r>
+        <w:t xml:space="preserve">Related: llmctl is itself a constitution</w:t>
+      </w:r>
+      <w:r>
+        <w:t xml:space="preserve"> </w:t>
+      </w:r>
+      <w:r>
+        <w:rPr>
+          <w:i/>
+          <w:iCs/>
+        </w:rPr>
+        <w:t xml:space="preserve">hub engine</w:t>
+      </w:r>
+      <w:r>
+        <w:t xml:space="preserve">, consumed by reference</w:t>
+      </w:r>
+      <w:r>
+        <w:t xml:space="preserve"> </w:t>
+      </w:r>
+      <w:r>
+        <w:t xml:space="preserve">and never nested — see the README's</w:t>
+      </w:r>
+      <w:r>
+        <w:t xml:space="preserve"> </w:t>
+      </w:r>
+      <w:hyperlink r:id="rId17">
+        <w:r>
+          <w:rPr>
+            <w:rStyle w:val="Hyperlink"/>
+          </w:rPr>
+          <w:t xml:space="preserve">hub-engine section</w:t>
+        </w:r>
+      </w:hyperlink>
+      <w:r>
+        <w:t xml:space="preserve"> </w:t>
+      </w:r>
+      <w:r>
+        <w:t xml:space="preserve">and the</w:t>
+      </w:r>
+      <w:r>
+        <w:t xml:space="preserve"> </w:t>
+      </w:r>
+      <w:hyperlink r:id="rId18">
+        <w:r>
+          <w:rPr>
+            <w:rStyle w:val="Hyperlink"/>
+          </w:rPr>
+          <w:t xml:space="preserve">placement diagram</w:t>
+        </w:r>
+      </w:hyperlink>
+      <w:r>
+        <w:t xml:space="preserve">.</w:t>
+      </w:r>
+    </w:p>
+    <w:bookmarkEnd w:id="19"/>
+    <w:bookmarkStart w:id="21" w:name="Xabbdbaedbba35b17422d1518b19cc79d3f6441f"/>
+    <w:p>
+      <w:pPr>
+        <w:pStyle w:val="Heading2"/>
+      </w:pPr>
+      <w:r>
         <w:t xml:space="preserve">6. What this integration does not do</w:t>
       </w:r>
     </w:p>
@@ -1415,7 +2227,7 @@
       <w:r>
         <w:t xml:space="preserve"> </w:t>
       </w:r>
-      <w:hyperlink r:id="rId17">
+      <w:hyperlink r:id="rId20">
         <w:r>
           <w:rPr>
             <w:rStyle w:val="VerbatimChar"/>
@@ -1427,8 +2239,143 @@
         <w:t xml:space="preserve">.</w:t>
       </w:r>
     </w:p>
-    <w:bookmarkEnd w:id="18"/>
-    <w:bookmarkEnd w:id="19"/>
+    <w:bookmarkEnd w:id="21"/>
+    <w:bookmarkStart w:id="27" w:name="Xbed91c3c506e66322fa7ccd9b6e23394e07cdb6"/>
+    <w:p>
+      <w:pPr>
+        <w:pStyle w:val="Heading2"/>
+      </w:pPr>
+      <w:r>
+        <w:t xml:space="preserve">7. Diagrams</w:t>
+      </w:r>
+    </w:p>
+    <w:p>
+      <w:pPr>
+        <w:pStyle w:val="FirstParagraph"/>
+      </w:pPr>
+      <w:r>
+        <w:t xml:space="preserve">Visual walkthroughs of the two flows described above:</w:t>
+      </w:r>
+    </w:p>
+    <w:p>
+      <w:pPr>
+        <w:pStyle w:val="Compact"/>
+        <w:numPr>
+          <w:ilvl w:val="0"/>
+          <w:numId w:val="1005"/>
+        </w:numPr>
+      </w:pPr>
+      <w:hyperlink r:id="rId22">
+        <w:r>
+          <w:rPr>
+            <w:rStyle w:val="Hyperlink"/>
+          </w:rPr>
+          <w:t xml:space="preserve">Detection flow</w:t>
+        </w:r>
+      </w:hyperlink>
+      <w:r>
+        <w:t xml:space="preserve"> </w:t>
+      </w:r>
+      <w:r>
+        <w:t xml:space="preserve">(</w:t>
+      </w:r>
+      <w:hyperlink r:id="rId23">
+        <w:r>
+          <w:rPr>
+            <w:rStyle w:val="Hyperlink"/>
+          </w:rPr>
+          <w:t xml:space="preserve">source</w:t>
+        </w:r>
+      </w:hyperlink>
+      <w:r>
+        <w:t xml:space="preserve">) — catalog → per-profile probe → context/LAN honesty checks → alias.</w:t>
+      </w:r>
+    </w:p>
+    <w:p>
+      <w:pPr>
+        <w:pStyle w:val="Compact"/>
+        <w:numPr>
+          <w:ilvl w:val="0"/>
+          <w:numId w:val="1005"/>
+        </w:numPr>
+      </w:pPr>
+      <w:hyperlink r:id="rId18">
+        <w:r>
+          <w:rPr>
+            <w:rStyle w:val="Hyperlink"/>
+          </w:rPr>
+          <w:t xml:space="preserve">Hub-engine placement</w:t>
+        </w:r>
+      </w:hyperlink>
+      <w:r>
+        <w:t xml:space="preserve"> </w:t>
+      </w:r>
+      <w:r>
+        <w:t xml:space="preserve">(</w:t>
+      </w:r>
+      <w:hyperlink r:id="rId24">
+        <w:r>
+          <w:rPr>
+            <w:rStyle w:val="Hyperlink"/>
+          </w:rPr>
+          <w:t xml:space="preserve">source</w:t>
+        </w:r>
+      </w:hyperlink>
+      <w:r>
+        <w:t xml:space="preserve">) — where llmctl and claude_toolkit sit in a consuming project, and how dependencies resolve without nesting.</w:t>
+      </w:r>
+    </w:p>
+    <w:p>
+      <w:pPr>
+        <w:pStyle w:val="Compact"/>
+        <w:numPr>
+          <w:ilvl w:val="0"/>
+          <w:numId w:val="1005"/>
+        </w:numPr>
+      </w:pPr>
+      <w:hyperlink r:id="rId25">
+        <w:r>
+          <w:rPr>
+            <w:rStyle w:val="Hyperlink"/>
+          </w:rPr>
+          <w:t xml:space="preserve">Switch flow</w:t>
+        </w:r>
+      </w:hyperlink>
+      <w:r>
+        <w:t xml:space="preserve"> </w:t>
+      </w:r>
+      <w:r>
+        <w:t xml:space="preserve">(</w:t>
+      </w:r>
+      <w:hyperlink r:id="rId26">
+        <w:r>
+          <w:rPr>
+            <w:rStyle w:val="Hyperlink"/>
+          </w:rPr>
+          <w:t xml:space="preserve">source</w:t>
+        </w:r>
+      </w:hyperlink>
+      <w:r>
+        <w:t xml:space="preserve">) — on-demand switch, the post-failure re-probe, and the</w:t>
+      </w:r>
+      <w:r>
+        <w:t xml:space="preserve"> </w:t>
+      </w:r>
+      <w:r>
+        <w:rPr>
+          <w:rStyle w:val="VerbatimChar"/>
+        </w:rPr>
+        <w:t xml:space="preserve">CRITICAL: rollback also failed</w:t>
+      </w:r>
+      <w:r>
+        <w:t xml:space="preserve"> </w:t>
+      </w:r>
+      <w:r>
+        <w:t xml:space="preserve">path.</w:t>
+      </w:r>
+    </w:p>
+    <w:bookmarkEnd w:id="27"/>
+    <w:bookmarkEnd w:id="28"/>
     <w:sectPr>
       <w:footnotePr>
         <w:numRestart w:val="eachSect"/>
@@ -1764,6 +2711,12 @@
     </w:lvlOverride>
   </w:num>
   <w:num w:numId="1003">
+    <w:abstractNumId w:val="991"/>
+  </w:num>
+  <w:num w:numId="1004">
+    <w:abstractNumId w:val="991"/>
+  </w:num>
+  <w:num w:numId="1005">
     <w:abstractNumId w:val="991"/>
   </w:num>
 </w:numbering>
